--- a/UE5/UE5System_AI.docx
+++ b/UE5/UE5System_AI.docx
@@ -6,7 +6,11 @@
       <w:sdtPr>
         <w:rPr>
           <w:rFonts w:ascii="宋体" w:eastAsia="宋体" w:hAnsi="宋体" w:cs="宋体" w:hint="eastAsia"/>
+          <w:b w:val="0"/>
+          <w:kern w:val="2"/>
+          <w:szCs w:val="24"/>
           <w:lang w:val="zh-CN"/>
+          <w14:ligatures w14:val="standardContextual"/>
         </w:rPr>
         <w:id w:val="676694704"/>
         <w:docPartObj>
@@ -18,18 +22,12 @@
         <w:rPr>
           <w:rFonts w:ascii="Times New Roman" w:hAnsi="Times New Roman" w:cstheme="minorBidi" w:hint="default"/>
           <w:bCs/>
-          <w:kern w:val="2"/>
-          <w:szCs w:val="24"/>
-          <w14:ligatures w14:val="standardContextual"/>
         </w:rPr>
       </w:sdtEndPr>
       <w:sdtContent>
         <w:p>
           <w:pPr>
             <w:pStyle w:val="TOC"/>
-            <w:rPr>
-              <w:rFonts w:hint="eastAsia"/>
-            </w:rPr>
           </w:pPr>
           <w:r>
             <w:rPr>
@@ -46,7 +44,6 @@
               <w:tab w:val="right" w:leader="dot" w:pos="8296"/>
             </w:tabs>
             <w:rPr>
-              <w:rFonts w:hint="eastAsia"/>
               <w:noProof/>
             </w:rPr>
           </w:pPr>
@@ -57,9 +54,6 @@
             <w:instrText xml:space="preserve"> TOC \o "1-3" \h \z \u </w:instrText>
           </w:r>
           <w:r>
-            <w:rPr>
-              <w:rFonts w:hint="eastAsia"/>
-            </w:rPr>
             <w:fldChar w:fldCharType="separate"/>
           </w:r>
           <w:hyperlink w:anchor="_Toc228449129" w:history="1">
@@ -127,6 +121,7 @@
             </w:r>
             <w:r>
               <w:rPr>
+                <w:rFonts w:hint="eastAsia"/>
                 <w:noProof/>
                 <w:webHidden/>
               </w:rPr>
@@ -150,11 +145,6 @@
           </w:hyperlink>
         </w:p>
         <w:p>
-          <w:pPr>
-            <w:rPr>
-              <w:rFonts w:hint="eastAsia"/>
-            </w:rPr>
-          </w:pPr>
           <w:r>
             <w:rPr>
               <w:b/>
@@ -177,31 +167,483 @@
     <w:p>
       <w:pPr>
         <w:pStyle w:val="1"/>
+        <w:rPr>
+          <w:rFonts w:hint="eastAsia"/>
+        </w:rPr>
       </w:pPr>
-      <w:bookmarkStart w:id="0" w:name="_Toc228449129"/>
       <w:r>
         <w:rPr>
           <w:rFonts w:hint="eastAsia"/>
         </w:rPr>
         <w:lastRenderedPageBreak/>
-        <w:t>GAS</w:t>
-      </w:r>
-      <w:r>
-        <w:rPr>
-          <w:rFonts w:hint="eastAsia"/>
-        </w:rPr>
-        <w:t>系统</w:t>
-      </w:r>
-      <w:bookmarkEnd w:id="0"/>
+        <w:t>AI</w:t>
+      </w:r>
+      <w:r>
+        <w:rPr>
+          <w:rFonts w:hint="eastAsia"/>
+        </w:rPr>
+        <w:t>负责导航，动画</w:t>
+      </w:r>
+      <w:r>
+        <w:rPr>
+          <w:rFonts w:hint="eastAsia"/>
+        </w:rPr>
+        <w:t>Root Motion</w:t>
+      </w:r>
+      <w:r>
+        <w:rPr>
+          <w:rFonts w:hint="eastAsia"/>
+        </w:rPr>
+        <w:t>负责移动，解决滑步问题</w:t>
+      </w:r>
+    </w:p>
+    <w:p>
+      <w:pPr>
+        <w:widowControl/>
+        <w:rPr>
+          <w:rFonts w:hint="eastAsia"/>
+        </w:rPr>
+      </w:pPr>
+      <w:r>
+        <w:rPr>
+          <w:noProof/>
+        </w:rPr>
+        <w:drawing>
+          <wp:inline distT="0" distB="0" distL="0" distR="0" wp14:anchorId="12729983" wp14:editId="5C09895B">
+            <wp:extent cx="5274310" cy="2094865"/>
+            <wp:effectExtent l="0" t="0" r="2540" b="635"/>
+            <wp:docPr id="2094000716" name="图片 1"/>
+            <wp:cNvGraphicFramePr>
+              <a:graphicFrameLocks xmlns:a="http://schemas.openxmlformats.org/drawingml/2006/main" noChangeAspect="1"/>
+            </wp:cNvGraphicFramePr>
+            <a:graphic xmlns:a="http://schemas.openxmlformats.org/drawingml/2006/main">
+              <a:graphicData uri="http://schemas.openxmlformats.org/drawingml/2006/picture">
+                <pic:pic xmlns:pic="http://schemas.openxmlformats.org/drawingml/2006/picture">
+                  <pic:nvPicPr>
+                    <pic:cNvPr id="2094000716" name=""/>
+                    <pic:cNvPicPr/>
+                  </pic:nvPicPr>
+                  <pic:blipFill>
+                    <a:blip r:embed="rId7"/>
+                    <a:stretch>
+                      <a:fillRect/>
+                    </a:stretch>
+                  </pic:blipFill>
+                  <pic:spPr>
+                    <a:xfrm>
+                      <a:off x="0" y="0"/>
+                      <a:ext cx="5274310" cy="2094865"/>
+                    </a:xfrm>
+                    <a:prstGeom prst="rect">
+                      <a:avLst/>
+                    </a:prstGeom>
+                  </pic:spPr>
+                </pic:pic>
+              </a:graphicData>
+            </a:graphic>
+          </wp:inline>
+        </w:drawing>
+      </w:r>
+    </w:p>
+    <w:p>
+      <w:r>
+        <w:rPr>
+          <w:noProof/>
+        </w:rPr>
+        <w:drawing>
+          <wp:inline distT="0" distB="0" distL="0" distR="0" wp14:anchorId="4B6CA81B" wp14:editId="0CA9F268">
+            <wp:extent cx="5274310" cy="3288665"/>
+            <wp:effectExtent l="0" t="0" r="2540" b="6985"/>
+            <wp:docPr id="1280919669" name="图片 1" descr="图形用户界面, 文本&#10;&#10;描述已自动生成"/>
+            <wp:cNvGraphicFramePr>
+              <a:graphicFrameLocks xmlns:a="http://schemas.openxmlformats.org/drawingml/2006/main" noChangeAspect="1"/>
+            </wp:cNvGraphicFramePr>
+            <a:graphic xmlns:a="http://schemas.openxmlformats.org/drawingml/2006/main">
+              <a:graphicData uri="http://schemas.openxmlformats.org/drawingml/2006/picture">
+                <pic:pic xmlns:pic="http://schemas.openxmlformats.org/drawingml/2006/picture">
+                  <pic:nvPicPr>
+                    <pic:cNvPr id="1280919669" name="图片 1" descr="图形用户界面, 文本&#10;&#10;描述已自动生成"/>
+                    <pic:cNvPicPr/>
+                  </pic:nvPicPr>
+                  <pic:blipFill>
+                    <a:blip r:embed="rId8"/>
+                    <a:stretch>
+                      <a:fillRect/>
+                    </a:stretch>
+                  </pic:blipFill>
+                  <pic:spPr>
+                    <a:xfrm>
+                      <a:off x="0" y="0"/>
+                      <a:ext cx="5274310" cy="3288665"/>
+                    </a:xfrm>
+                    <a:prstGeom prst="rect">
+                      <a:avLst/>
+                    </a:prstGeom>
+                  </pic:spPr>
+                </pic:pic>
+              </a:graphicData>
+            </a:graphic>
+          </wp:inline>
+        </w:drawing>
+      </w:r>
+    </w:p>
+    <w:p>
+      <w:r>
+        <w:rPr>
+          <w:rFonts w:hint="eastAsia"/>
+        </w:rPr>
+        <w:t>下面的</w:t>
+      </w:r>
+      <w:r>
+        <w:rPr>
+          <w:rFonts w:hint="eastAsia"/>
+        </w:rPr>
+        <w:t>Use Controller Rotation xxx</w:t>
+      </w:r>
+      <w:r>
+        <w:rPr>
+          <w:rFonts w:hint="eastAsia"/>
+        </w:rPr>
+        <w:t>无需勾选，这个是给</w:t>
+      </w:r>
+      <w:proofErr w:type="spellStart"/>
+      <w:r>
+        <w:rPr>
+          <w:rFonts w:hint="eastAsia"/>
+        </w:rPr>
+        <w:t>PlayerController</w:t>
+      </w:r>
+      <w:proofErr w:type="spellEnd"/>
+      <w:r>
+        <w:rPr>
+          <w:rFonts w:hint="eastAsia"/>
+        </w:rPr>
+        <w:t>用的，而这里是</w:t>
+      </w:r>
+      <w:r>
+        <w:rPr>
+          <w:rFonts w:hint="eastAsia"/>
+        </w:rPr>
+        <w:t>AI</w:t>
+      </w:r>
+      <w:r>
+        <w:rPr>
+          <w:rFonts w:hint="eastAsia"/>
+        </w:rPr>
+        <w:t>敌人。</w:t>
+      </w:r>
+    </w:p>
+    <w:p>
+      <w:r>
+        <w:rPr>
+          <w:rFonts w:hint="eastAsia"/>
+        </w:rPr>
+        <w:t>如果</w:t>
+      </w:r>
+      <w:r>
+        <w:t>Allow Physics Rotation During Anim Root Motion</w:t>
+      </w:r>
+      <w:r>
+        <w:rPr>
+          <w:rFonts w:hint="eastAsia"/>
+        </w:rPr>
+        <w:t>没有勾选，则在动画</w:t>
+      </w:r>
+      <w:r>
+        <w:rPr>
+          <w:rFonts w:hint="eastAsia"/>
+        </w:rPr>
+        <w:t>Root Motion</w:t>
+      </w:r>
+      <w:r>
+        <w:rPr>
+          <w:rFonts w:hint="eastAsia"/>
+        </w:rPr>
+        <w:t>接管角色期间，</w:t>
+      </w:r>
+      <w:r>
+        <w:rPr>
+          <w:rFonts w:hint="eastAsia"/>
+        </w:rPr>
+        <w:t>AI Controller</w:t>
+      </w:r>
+      <w:r>
+        <w:rPr>
+          <w:rFonts w:hint="eastAsia"/>
+        </w:rPr>
+        <w:t>不能控制角色的旋转，也就会导致角色会一直朝一个方向移</w:t>
+      </w:r>
+      <w:r>
+        <w:rPr>
+          <w:rFonts w:hint="eastAsia"/>
+        </w:rPr>
+        <w:lastRenderedPageBreak/>
+        <w:t>动，不会修正方向。</w:t>
+      </w:r>
+    </w:p>
+    <w:p>
+      <w:pPr>
+        <w:rPr>
+          <w:rFonts w:hint="eastAsia"/>
+        </w:rPr>
+      </w:pPr>
+      <w:r>
+        <w:rPr>
+          <w:noProof/>
+        </w:rPr>
+        <w:drawing>
+          <wp:inline distT="0" distB="0" distL="0" distR="0" wp14:anchorId="1A8CB65A" wp14:editId="628AC9E5">
+            <wp:extent cx="5274310" cy="2586990"/>
+            <wp:effectExtent l="0" t="0" r="2540" b="3810"/>
+            <wp:docPr id="1251103340" name="图片 1"/>
+            <wp:cNvGraphicFramePr>
+              <a:graphicFrameLocks xmlns:a="http://schemas.openxmlformats.org/drawingml/2006/main" noChangeAspect="1"/>
+            </wp:cNvGraphicFramePr>
+            <a:graphic xmlns:a="http://schemas.openxmlformats.org/drawingml/2006/main">
+              <a:graphicData uri="http://schemas.openxmlformats.org/drawingml/2006/picture">
+                <pic:pic xmlns:pic="http://schemas.openxmlformats.org/drawingml/2006/picture">
+                  <pic:nvPicPr>
+                    <pic:cNvPr id="1251103340" name=""/>
+                    <pic:cNvPicPr/>
+                  </pic:nvPicPr>
+                  <pic:blipFill>
+                    <a:blip r:embed="rId9"/>
+                    <a:stretch>
+                      <a:fillRect/>
+                    </a:stretch>
+                  </pic:blipFill>
+                  <pic:spPr>
+                    <a:xfrm>
+                      <a:off x="0" y="0"/>
+                      <a:ext cx="5274310" cy="2586990"/>
+                    </a:xfrm>
+                    <a:prstGeom prst="rect">
+                      <a:avLst/>
+                    </a:prstGeom>
+                  </pic:spPr>
+                </pic:pic>
+              </a:graphicData>
+            </a:graphic>
+          </wp:inline>
+        </w:drawing>
+      </w:r>
+    </w:p>
+    <w:p>
+      <w:pPr>
+        <w:rPr>
+          <w:rFonts w:hint="eastAsia"/>
+        </w:rPr>
+      </w:pPr>
+      <w:r>
+        <w:rPr>
+          <w:rFonts w:hint="eastAsia"/>
+        </w:rPr>
+        <w:t>这里不能使用角色的</w:t>
+      </w:r>
+      <w:proofErr w:type="spellStart"/>
+      <w:r>
+        <w:rPr>
+          <w:rFonts w:hint="eastAsia"/>
+        </w:rPr>
+        <w:t>CharacterMovement</w:t>
+      </w:r>
+      <w:proofErr w:type="spellEnd"/>
+      <w:r>
+        <w:rPr>
+          <w:rFonts w:hint="eastAsia"/>
+        </w:rPr>
+        <w:t>来获取速度或加速度，</w:t>
+      </w:r>
+      <w:r>
+        <w:rPr>
+          <w:rFonts w:hint="eastAsia"/>
+        </w:rPr>
+        <w:t>因为动画一旦</w:t>
+      </w:r>
+      <w:r>
+        <w:rPr>
+          <w:rFonts w:hint="eastAsia"/>
+        </w:rPr>
+        <w:t>Root Motion</w:t>
+      </w:r>
+      <w:r>
+        <w:rPr>
+          <w:rFonts w:hint="eastAsia"/>
+        </w:rPr>
+        <w:t>接管之后，速度就会由动画里的实际运动速度决定，加速度则始终为</w:t>
+      </w:r>
+      <w:r>
+        <w:rPr>
+          <w:rFonts w:hint="eastAsia"/>
+        </w:rPr>
+        <w:t>0</w:t>
+      </w:r>
+      <w:r>
+        <w:rPr>
+          <w:rFonts w:hint="eastAsia"/>
+        </w:rPr>
+        <w:t>。然后状态机里面的</w:t>
+      </w:r>
+      <w:r>
+        <w:rPr>
+          <w:rFonts w:hint="eastAsia"/>
+        </w:rPr>
+        <w:t>Walk State</w:t>
+      </w:r>
+      <w:r>
+        <w:rPr>
+          <w:rFonts w:hint="eastAsia"/>
+        </w:rPr>
+        <w:t>需要勾选</w:t>
+      </w:r>
+      <w:r>
+        <w:rPr>
+          <w:rFonts w:hint="eastAsia"/>
+        </w:rPr>
+        <w:t>Loop Animation</w:t>
+      </w:r>
+      <w:r>
+        <w:rPr>
+          <w:rFonts w:hint="eastAsia"/>
+        </w:rPr>
+        <w:t>，否则只会运动一次。那么从</w:t>
+      </w:r>
+      <w:r>
+        <w:rPr>
+          <w:rFonts w:hint="eastAsia"/>
+        </w:rPr>
+        <w:t>Idle</w:t>
+      </w:r>
+      <w:r>
+        <w:rPr>
+          <w:rFonts w:hint="eastAsia"/>
+        </w:rPr>
+        <w:t>和</w:t>
+      </w:r>
+      <w:r>
+        <w:rPr>
+          <w:rFonts w:hint="eastAsia"/>
+        </w:rPr>
+        <w:t>Walk</w:t>
+      </w:r>
+      <w:r>
+        <w:rPr>
+          <w:rFonts w:hint="eastAsia"/>
+        </w:rPr>
+        <w:t>两个状态的切换就不能使用</w:t>
+      </w:r>
+      <w:proofErr w:type="spellStart"/>
+      <w:r>
+        <w:rPr>
+          <w:rFonts w:hint="eastAsia"/>
+        </w:rPr>
+        <w:t>CharacterMovement</w:t>
+      </w:r>
+      <w:proofErr w:type="spellEnd"/>
+      <w:r>
+        <w:rPr>
+          <w:rFonts w:hint="eastAsia"/>
+        </w:rPr>
+        <w:t>里面的</w:t>
+      </w:r>
+      <w:r>
+        <w:rPr>
+          <w:rFonts w:hint="eastAsia"/>
+        </w:rPr>
+        <w:t>Velocity</w:t>
+      </w:r>
+      <w:r>
+        <w:rPr>
+          <w:rFonts w:hint="eastAsia"/>
+        </w:rPr>
+        <w:t>或</w:t>
+      </w:r>
+      <w:r>
+        <w:rPr>
+          <w:rFonts w:hint="eastAsia"/>
+        </w:rPr>
+        <w:t>Acceleration</w:t>
+      </w:r>
+      <w:r>
+        <w:rPr>
+          <w:rFonts w:hint="eastAsia"/>
+        </w:rPr>
+        <w:t>，原因如上所说，一旦被动画接管运动，</w:t>
+      </w:r>
+      <w:r>
+        <w:rPr>
+          <w:rFonts w:hint="eastAsia"/>
+        </w:rPr>
+        <w:t>Velocity</w:t>
+      </w:r>
+      <w:r>
+        <w:rPr>
+          <w:rFonts w:hint="eastAsia"/>
+        </w:rPr>
+        <w:t>始终不会为</w:t>
+      </w:r>
+      <w:r>
+        <w:rPr>
+          <w:rFonts w:hint="eastAsia"/>
+        </w:rPr>
+        <w:t>0</w:t>
+      </w:r>
+      <w:r>
+        <w:rPr>
+          <w:rFonts w:hint="eastAsia"/>
+        </w:rPr>
+        <w:t>，</w:t>
+      </w:r>
+      <w:r>
+        <w:rPr>
+          <w:rFonts w:hint="eastAsia"/>
+        </w:rPr>
+        <w:t>Acceleration</w:t>
+      </w:r>
+      <w:r>
+        <w:rPr>
+          <w:rFonts w:hint="eastAsia"/>
+        </w:rPr>
+        <w:t>始终为</w:t>
+      </w:r>
+      <w:r>
+        <w:rPr>
+          <w:rFonts w:hint="eastAsia"/>
+        </w:rPr>
+        <w:t>0</w:t>
+      </w:r>
+      <w:r>
+        <w:rPr>
+          <w:rFonts w:hint="eastAsia"/>
+        </w:rPr>
+        <w:t>，没有状态转变。状态转变由</w:t>
+      </w:r>
+      <w:r>
+        <w:rPr>
+          <w:rFonts w:hint="eastAsia"/>
+        </w:rPr>
+        <w:t>AI Controller</w:t>
+      </w:r>
+      <w:r>
+        <w:rPr>
+          <w:rFonts w:hint="eastAsia"/>
+        </w:rPr>
+        <w:t>里面的</w:t>
+      </w:r>
+      <w:r>
+        <w:rPr>
+          <w:rFonts w:hint="eastAsia"/>
+        </w:rPr>
+        <w:t>Move Status</w:t>
+      </w:r>
+      <w:r>
+        <w:rPr>
+          <w:rFonts w:hint="eastAsia"/>
+        </w:rPr>
+        <w:t>获取。</w:t>
+      </w:r>
     </w:p>
     <w:p/>
-    <w:p>
-      <w:pPr>
-        <w:rPr>
-          <w:rFonts w:hint="eastAsia"/>
-        </w:rPr>
-      </w:pPr>
-    </w:p>
     <w:p>
       <w:pPr>
         <w:rPr>
@@ -225,9 +667,6 @@
     <w:p>
       <w:pPr>
         <w:spacing w:after="0" w:line="240" w:lineRule="auto"/>
-        <w:rPr>
-          <w:rFonts w:hint="eastAsia"/>
-        </w:rPr>
       </w:pPr>
       <w:r>
         <w:separator/>
@@ -238,9 +677,6 @@
     <w:p>
       <w:pPr>
         <w:spacing w:after="0" w:line="240" w:lineRule="auto"/>
-        <w:rPr>
-          <w:rFonts w:hint="eastAsia"/>
-        </w:rPr>
       </w:pPr>
       <w:r>
         <w:continuationSeparator/>
@@ -256,9 +692,6 @@
     <w:p>
       <w:pPr>
         <w:spacing w:after="0" w:line="240" w:lineRule="auto"/>
-        <w:rPr>
-          <w:rFonts w:hint="eastAsia"/>
-        </w:rPr>
       </w:pPr>
       <w:r>
         <w:separator/>
@@ -269,9 +702,6 @@
     <w:p>
       <w:pPr>
         <w:spacing w:after="0" w:line="240" w:lineRule="auto"/>
-        <w:rPr>
-          <w:rFonts w:hint="eastAsia"/>
-        </w:rPr>
       </w:pPr>
       <w:r>
         <w:continuationSeparator/>

--- a/UE5/UE5System_AI.docx
+++ b/UE5/UE5System_AI.docx
@@ -44,7 +44,10 @@
               <w:tab w:val="right" w:leader="dot" w:pos="8296"/>
             </w:tabs>
             <w:rPr>
+              <w:rFonts w:asciiTheme="minorHAnsi" w:eastAsiaTheme="minorEastAsia" w:hAnsiTheme="minorHAnsi" w:hint="eastAsia"/>
               <w:noProof/>
+              <w:color w:val="auto"/>
+              <w:sz w:val="22"/>
             </w:rPr>
           </w:pPr>
           <w:r>
@@ -56,14 +59,14 @@
           <w:r>
             <w:fldChar w:fldCharType="separate"/>
           </w:r>
-          <w:hyperlink w:anchor="_Toc228449129" w:history="1">
+          <w:hyperlink w:anchor="_Toc231812525" w:history="1">
             <w:r>
               <w:rPr>
                 <w:rStyle w:val="af2"/>
                 <w:rFonts w:hint="eastAsia"/>
                 <w:noProof/>
               </w:rPr>
-              <w:t>GAS</w:t>
+              <w:t>AI</w:t>
             </w:r>
             <w:r>
               <w:rPr>
@@ -71,7 +74,23 @@
                 <w:rFonts w:hint="eastAsia"/>
                 <w:noProof/>
               </w:rPr>
-              <w:t>系统</w:t>
+              <w:t>负责导航，动画</w:t>
+            </w:r>
+            <w:r>
+              <w:rPr>
+                <w:rStyle w:val="af2"/>
+                <w:rFonts w:hint="eastAsia"/>
+                <w:noProof/>
+              </w:rPr>
+              <w:t>Root Motion</w:t>
+            </w:r>
+            <w:r>
+              <w:rPr>
+                <w:rStyle w:val="af2"/>
+                <w:rFonts w:hint="eastAsia"/>
+                <w:noProof/>
+              </w:rPr>
+              <w:t>负责移动，解决滑步问题</w:t>
             </w:r>
             <w:r>
               <w:rPr>
@@ -102,7 +121,7 @@
                 <w:noProof/>
                 <w:webHidden/>
               </w:rPr>
-              <w:instrText>PAGEREF _Toc228449129 \h</w:instrText>
+              <w:instrText>PAGEREF _Toc231812525 \h</w:instrText>
             </w:r>
             <w:r>
               <w:rPr>
@@ -132,7 +151,7 @@
                 <w:noProof/>
                 <w:webHidden/>
               </w:rPr>
-              <w:t>1</w:t>
+              <w:t>2</w:t>
             </w:r>
             <w:r>
               <w:rPr>
@@ -163,13 +182,11 @@
       <w:r>
         <w:br w:type="page"/>
       </w:r>
+      <w:bookmarkStart w:id="0" w:name="_Toc231812525"/>
     </w:p>
     <w:p>
       <w:pPr>
         <w:pStyle w:val="1"/>
-        <w:rPr>
-          <w:rFonts w:hint="eastAsia"/>
-        </w:rPr>
       </w:pPr>
       <w:r>
         <w:rPr>
@@ -182,7 +199,7 @@
         <w:rPr>
           <w:rFonts w:hint="eastAsia"/>
         </w:rPr>
-        <w:t>负责导航，动画</w:t>
+        <w:t>导航，动画</w:t>
       </w:r>
       <w:r>
         <w:rPr>
@@ -194,15 +211,21 @@
         <w:rPr>
           <w:rFonts w:hint="eastAsia"/>
         </w:rPr>
-        <w:t>负责移动，解决滑步问题</w:t>
+        <w:t>移动</w:t>
+      </w:r>
+      <w:bookmarkEnd w:id="0"/>
+    </w:p>
+    <w:p>
+      <w:r>
+        <w:rPr>
+          <w:rFonts w:hint="eastAsia"/>
+        </w:rPr>
+        <w:t>修正因为移速与动画不匹配的滑步问题</w:t>
       </w:r>
     </w:p>
     <w:p>
       <w:pPr>
         <w:widowControl/>
-        <w:rPr>
-          <w:rFonts w:hint="eastAsia"/>
-        </w:rPr>
       </w:pPr>
       <w:r>
         <w:rPr>
@@ -382,11 +405,6 @@
       </w:r>
     </w:p>
     <w:p>
-      <w:pPr>
-        <w:rPr>
-          <w:rFonts w:hint="eastAsia"/>
-        </w:rPr>
-      </w:pPr>
       <w:r>
         <w:rPr>
           <w:noProof/>
@@ -429,228 +447,492 @@
       </w:r>
     </w:p>
     <w:p>
+      <w:r>
+        <w:rPr>
+          <w:rFonts w:hint="eastAsia"/>
+        </w:rPr>
+        <w:t>这里不能使用角色的</w:t>
+      </w:r>
+      <w:proofErr w:type="spellStart"/>
+      <w:r>
+        <w:rPr>
+          <w:rFonts w:hint="eastAsia"/>
+        </w:rPr>
+        <w:t>CharacterMovement</w:t>
+      </w:r>
+      <w:proofErr w:type="spellEnd"/>
+      <w:r>
+        <w:rPr>
+          <w:rFonts w:hint="eastAsia"/>
+        </w:rPr>
+        <w:t>来获取速度或加速度，</w:t>
+      </w:r>
+      <w:r>
+        <w:rPr>
+          <w:rFonts w:hint="eastAsia"/>
+        </w:rPr>
+        <w:t>因为动画一旦</w:t>
+      </w:r>
+      <w:r>
+        <w:rPr>
+          <w:rFonts w:hint="eastAsia"/>
+        </w:rPr>
+        <w:t>Root Motion</w:t>
+      </w:r>
+      <w:r>
+        <w:rPr>
+          <w:rFonts w:hint="eastAsia"/>
+        </w:rPr>
+        <w:t>接管之后，速度就会由动画里的实际运动速度决定，加速度则始终为</w:t>
+      </w:r>
+      <w:r>
+        <w:rPr>
+          <w:rFonts w:hint="eastAsia"/>
+        </w:rPr>
+        <w:t>0</w:t>
+      </w:r>
+      <w:r>
+        <w:rPr>
+          <w:rFonts w:hint="eastAsia"/>
+        </w:rPr>
+        <w:t>。然后状态机里面的</w:t>
+      </w:r>
+      <w:r>
+        <w:rPr>
+          <w:rFonts w:hint="eastAsia"/>
+        </w:rPr>
+        <w:t>Walk State</w:t>
+      </w:r>
+      <w:proofErr w:type="gramStart"/>
+      <w:r>
+        <w:rPr>
+          <w:rFonts w:hint="eastAsia"/>
+        </w:rPr>
+        <w:t>需要勾选</w:t>
+      </w:r>
+      <w:proofErr w:type="gramEnd"/>
+      <w:r>
+        <w:rPr>
+          <w:rFonts w:hint="eastAsia"/>
+        </w:rPr>
+        <w:t>Loop Animation</w:t>
+      </w:r>
+      <w:r>
+        <w:rPr>
+          <w:rFonts w:hint="eastAsia"/>
+        </w:rPr>
+        <w:t>，否则只会运动一次。那么从</w:t>
+      </w:r>
+      <w:r>
+        <w:rPr>
+          <w:rFonts w:hint="eastAsia"/>
+        </w:rPr>
+        <w:t>Idle</w:t>
+      </w:r>
+      <w:r>
+        <w:rPr>
+          <w:rFonts w:hint="eastAsia"/>
+        </w:rPr>
+        <w:t>和</w:t>
+      </w:r>
+      <w:r>
+        <w:rPr>
+          <w:rFonts w:hint="eastAsia"/>
+        </w:rPr>
+        <w:t>Walk</w:t>
+      </w:r>
+      <w:r>
+        <w:rPr>
+          <w:rFonts w:hint="eastAsia"/>
+        </w:rPr>
+        <w:t>两个状态的切换就不能使用</w:t>
+      </w:r>
+      <w:proofErr w:type="spellStart"/>
+      <w:r>
+        <w:rPr>
+          <w:rFonts w:hint="eastAsia"/>
+        </w:rPr>
+        <w:t>CharacterMovement</w:t>
+      </w:r>
+      <w:proofErr w:type="spellEnd"/>
+      <w:r>
+        <w:rPr>
+          <w:rFonts w:hint="eastAsia"/>
+        </w:rPr>
+        <w:t>里面的</w:t>
+      </w:r>
+      <w:r>
+        <w:rPr>
+          <w:rFonts w:hint="eastAsia"/>
+        </w:rPr>
+        <w:t>Velocity</w:t>
+      </w:r>
+      <w:r>
+        <w:rPr>
+          <w:rFonts w:hint="eastAsia"/>
+        </w:rPr>
+        <w:t>或</w:t>
+      </w:r>
+      <w:r>
+        <w:rPr>
+          <w:rFonts w:hint="eastAsia"/>
+        </w:rPr>
+        <w:t>Acceleration</w:t>
+      </w:r>
+      <w:r>
+        <w:rPr>
+          <w:rFonts w:hint="eastAsia"/>
+        </w:rPr>
+        <w:t>，原因如上所说，一旦被动画接管运动，</w:t>
+      </w:r>
+      <w:r>
+        <w:rPr>
+          <w:rFonts w:hint="eastAsia"/>
+        </w:rPr>
+        <w:t>Velocity</w:t>
+      </w:r>
+      <w:r>
+        <w:rPr>
+          <w:rFonts w:hint="eastAsia"/>
+        </w:rPr>
+        <w:t>始终不会为</w:t>
+      </w:r>
+      <w:r>
+        <w:rPr>
+          <w:rFonts w:hint="eastAsia"/>
+        </w:rPr>
+        <w:t>0</w:t>
+      </w:r>
+      <w:r>
+        <w:rPr>
+          <w:rFonts w:hint="eastAsia"/>
+        </w:rPr>
+        <w:t>，</w:t>
+      </w:r>
+      <w:r>
+        <w:rPr>
+          <w:rFonts w:hint="eastAsia"/>
+        </w:rPr>
+        <w:t>Acceleration</w:t>
+      </w:r>
+      <w:r>
+        <w:rPr>
+          <w:rFonts w:hint="eastAsia"/>
+        </w:rPr>
+        <w:t>始终为</w:t>
+      </w:r>
+      <w:r>
+        <w:rPr>
+          <w:rFonts w:hint="eastAsia"/>
+        </w:rPr>
+        <w:t>0</w:t>
+      </w:r>
+      <w:r>
+        <w:rPr>
+          <w:rFonts w:hint="eastAsia"/>
+        </w:rPr>
+        <w:t>，没有状态转变。状态转变由</w:t>
+      </w:r>
+      <w:r>
+        <w:rPr>
+          <w:rFonts w:hint="eastAsia"/>
+        </w:rPr>
+        <w:t>AI Controller</w:t>
+      </w:r>
+      <w:r>
+        <w:rPr>
+          <w:rFonts w:hint="eastAsia"/>
+        </w:rPr>
+        <w:t>里面的</w:t>
+      </w:r>
+      <w:r>
+        <w:rPr>
+          <w:rFonts w:hint="eastAsia"/>
+        </w:rPr>
+        <w:t>Move Status</w:t>
+      </w:r>
+      <w:r>
+        <w:rPr>
+          <w:rFonts w:hint="eastAsia"/>
+        </w:rPr>
+        <w:t>获取。</w:t>
+      </w:r>
+    </w:p>
+    <w:p>
       <w:pPr>
-        <w:rPr>
-          <w:rFonts w:hint="eastAsia"/>
-        </w:rPr>
+        <w:pStyle w:val="1"/>
       </w:pPr>
       <w:r>
         <w:rPr>
           <w:rFonts w:hint="eastAsia"/>
         </w:rPr>
-        <w:t>这里不能使用角色的</w:t>
+        <w:lastRenderedPageBreak/>
+        <w:t>状态树</w:t>
+      </w:r>
+    </w:p>
+    <w:p>
+      <w:pPr>
+        <w:pStyle w:val="2"/>
+      </w:pPr>
+      <w:r>
+        <w:rPr>
+          <w:rFonts w:hint="eastAsia"/>
+        </w:rPr>
+        <w:t>插件开启</w:t>
+      </w:r>
+    </w:p>
+    <w:p>
+      <w:r>
+        <w:rPr>
+          <w:noProof/>
+        </w:rPr>
+        <w:drawing>
+          <wp:inline distT="0" distB="0" distL="0" distR="0" wp14:anchorId="1F1C210F" wp14:editId="0FB0F4ED">
+            <wp:extent cx="5274310" cy="2138680"/>
+            <wp:effectExtent l="0" t="0" r="2540" b="0"/>
+            <wp:docPr id="1643175604" name="图片 1" descr="屏幕的截图&#10;&#10;描述已自动生成"/>
+            <wp:cNvGraphicFramePr>
+              <a:graphicFrameLocks xmlns:a="http://schemas.openxmlformats.org/drawingml/2006/main" noChangeAspect="1"/>
+            </wp:cNvGraphicFramePr>
+            <a:graphic xmlns:a="http://schemas.openxmlformats.org/drawingml/2006/main">
+              <a:graphicData uri="http://schemas.openxmlformats.org/drawingml/2006/picture">
+                <pic:pic xmlns:pic="http://schemas.openxmlformats.org/drawingml/2006/picture">
+                  <pic:nvPicPr>
+                    <pic:cNvPr id="1643175604" name="图片 1" descr="屏幕的截图&#10;&#10;描述已自动生成"/>
+                    <pic:cNvPicPr/>
+                  </pic:nvPicPr>
+                  <pic:blipFill>
+                    <a:blip r:embed="rId10"/>
+                    <a:stretch>
+                      <a:fillRect/>
+                    </a:stretch>
+                  </pic:blipFill>
+                  <pic:spPr>
+                    <a:xfrm>
+                      <a:off x="0" y="0"/>
+                      <a:ext cx="5274310" cy="2138680"/>
+                    </a:xfrm>
+                    <a:prstGeom prst="rect">
+                      <a:avLst/>
+                    </a:prstGeom>
+                  </pic:spPr>
+                </pic:pic>
+              </a:graphicData>
+            </a:graphic>
+          </wp:inline>
+        </w:drawing>
+      </w:r>
+    </w:p>
+    <w:p>
+      <w:pPr>
+        <w:pStyle w:val="2"/>
+      </w:pPr>
+      <w:r>
+        <w:rPr>
+          <w:rFonts w:hint="eastAsia"/>
+        </w:rPr>
+        <w:t>创建</w:t>
+      </w:r>
+    </w:p>
+    <w:p>
+      <w:r>
+        <w:rPr>
+          <w:noProof/>
+        </w:rPr>
+        <w:drawing>
+          <wp:inline distT="0" distB="0" distL="0" distR="0" wp14:anchorId="474BA002" wp14:editId="75A6BEE0">
+            <wp:extent cx="5274310" cy="3576320"/>
+            <wp:effectExtent l="0" t="0" r="2540" b="5080"/>
+            <wp:docPr id="197531201" name="图片 1"/>
+            <wp:cNvGraphicFramePr>
+              <a:graphicFrameLocks xmlns:a="http://schemas.openxmlformats.org/drawingml/2006/main" noChangeAspect="1"/>
+            </wp:cNvGraphicFramePr>
+            <a:graphic xmlns:a="http://schemas.openxmlformats.org/drawingml/2006/main">
+              <a:graphicData uri="http://schemas.openxmlformats.org/drawingml/2006/picture">
+                <pic:pic xmlns:pic="http://schemas.openxmlformats.org/drawingml/2006/picture">
+                  <pic:nvPicPr>
+                    <pic:cNvPr id="197531201" name=""/>
+                    <pic:cNvPicPr/>
+                  </pic:nvPicPr>
+                  <pic:blipFill>
+                    <a:blip r:embed="rId11"/>
+                    <a:stretch>
+                      <a:fillRect/>
+                    </a:stretch>
+                  </pic:blipFill>
+                  <pic:spPr>
+                    <a:xfrm>
+                      <a:off x="0" y="0"/>
+                      <a:ext cx="5274310" cy="3576320"/>
+                    </a:xfrm>
+                    <a:prstGeom prst="rect">
+                      <a:avLst/>
+                    </a:prstGeom>
+                  </pic:spPr>
+                </pic:pic>
+              </a:graphicData>
+            </a:graphic>
+          </wp:inline>
+        </w:drawing>
+      </w:r>
+    </w:p>
+    <w:p>
+      <w:pPr>
+        <w:pStyle w:val="2"/>
+      </w:pPr>
+      <w:r>
+        <w:rPr>
+          <w:rFonts w:hint="eastAsia"/>
+        </w:rPr>
+        <w:lastRenderedPageBreak/>
+        <w:t>状态</w:t>
+      </w:r>
+      <w:proofErr w:type="gramStart"/>
+      <w:r>
+        <w:rPr>
+          <w:rFonts w:hint="eastAsia"/>
+        </w:rPr>
+        <w:t>树设置</w:t>
       </w:r>
       <w:proofErr w:type="spellStart"/>
-      <w:r>
-        <w:rPr>
-          <w:rFonts w:hint="eastAsia"/>
-        </w:rPr>
-        <w:t>CharacterMovement</w:t>
+      <w:proofErr w:type="gramEnd"/>
+      <w:r>
+        <w:rPr>
+          <w:rFonts w:hint="eastAsia"/>
+        </w:rPr>
+        <w:t>AIController</w:t>
       </w:r>
       <w:proofErr w:type="spellEnd"/>
       <w:r>
         <w:rPr>
           <w:rFonts w:hint="eastAsia"/>
         </w:rPr>
-        <w:t>来获取速度或加速度，</w:t>
-      </w:r>
-      <w:r>
-        <w:rPr>
-          <w:rFonts w:hint="eastAsia"/>
-        </w:rPr>
-        <w:t>因为动画一旦</w:t>
-      </w:r>
-      <w:r>
-        <w:rPr>
-          <w:rFonts w:hint="eastAsia"/>
-        </w:rPr>
-        <w:t>Root Motion</w:t>
-      </w:r>
-      <w:r>
-        <w:rPr>
-          <w:rFonts w:hint="eastAsia"/>
-        </w:rPr>
-        <w:t>接管之后，速度就会由动画里的实际运动速度决定，加速度则始终为</w:t>
-      </w:r>
-      <w:r>
-        <w:rPr>
-          <w:rFonts w:hint="eastAsia"/>
-        </w:rPr>
-        <w:t>0</w:t>
-      </w:r>
-      <w:r>
-        <w:rPr>
-          <w:rFonts w:hint="eastAsia"/>
-        </w:rPr>
-        <w:t>。然后状态机里面的</w:t>
-      </w:r>
-      <w:r>
-        <w:rPr>
-          <w:rFonts w:hint="eastAsia"/>
-        </w:rPr>
-        <w:t>Walk State</w:t>
-      </w:r>
-      <w:r>
-        <w:rPr>
-          <w:rFonts w:hint="eastAsia"/>
-        </w:rPr>
-        <w:t>需要勾选</w:t>
-      </w:r>
-      <w:r>
-        <w:rPr>
-          <w:rFonts w:hint="eastAsia"/>
-        </w:rPr>
-        <w:t>Loop Animation</w:t>
-      </w:r>
-      <w:r>
-        <w:rPr>
-          <w:rFonts w:hint="eastAsia"/>
-        </w:rPr>
-        <w:t>，否则只会运动一次。那么从</w:t>
-      </w:r>
-      <w:r>
-        <w:rPr>
-          <w:rFonts w:hint="eastAsia"/>
-        </w:rPr>
-        <w:t>Idle</w:t>
-      </w:r>
-      <w:r>
-        <w:rPr>
-          <w:rFonts w:hint="eastAsia"/>
-        </w:rPr>
         <w:t>和</w:t>
       </w:r>
       <w:r>
         <w:rPr>
           <w:rFonts w:hint="eastAsia"/>
         </w:rPr>
-        <w:t>Walk</w:t>
-      </w:r>
-      <w:r>
-        <w:rPr>
-          <w:rFonts w:hint="eastAsia"/>
-        </w:rPr>
-        <w:t>两个状态的切换就不能使用</w:t>
-      </w:r>
-      <w:proofErr w:type="spellStart"/>
-      <w:r>
-        <w:rPr>
-          <w:rFonts w:hint="eastAsia"/>
-        </w:rPr>
-        <w:t>CharacterMovement</w:t>
-      </w:r>
-      <w:proofErr w:type="spellEnd"/>
-      <w:r>
-        <w:rPr>
-          <w:rFonts w:hint="eastAsia"/>
-        </w:rPr>
-        <w:t>里面的</w:t>
-      </w:r>
-      <w:r>
-        <w:rPr>
-          <w:rFonts w:hint="eastAsia"/>
-        </w:rPr>
-        <w:t>Velocity</w:t>
-      </w:r>
-      <w:r>
-        <w:rPr>
-          <w:rFonts w:hint="eastAsia"/>
-        </w:rPr>
-        <w:t>或</w:t>
-      </w:r>
-      <w:r>
-        <w:rPr>
-          <w:rFonts w:hint="eastAsia"/>
-        </w:rPr>
-        <w:t>Acceleration</w:t>
-      </w:r>
-      <w:r>
-        <w:rPr>
-          <w:rFonts w:hint="eastAsia"/>
-        </w:rPr>
-        <w:t>，原因如上所说，一旦被动画接管运动，</w:t>
-      </w:r>
-      <w:r>
-        <w:rPr>
-          <w:rFonts w:hint="eastAsia"/>
-        </w:rPr>
-        <w:t>Velocity</w:t>
-      </w:r>
-      <w:r>
-        <w:rPr>
-          <w:rFonts w:hint="eastAsia"/>
-        </w:rPr>
-        <w:t>始终不会为</w:t>
-      </w:r>
-      <w:r>
-        <w:rPr>
-          <w:rFonts w:hint="eastAsia"/>
-        </w:rPr>
-        <w:t>0</w:t>
-      </w:r>
-      <w:r>
-        <w:rPr>
-          <w:rFonts w:hint="eastAsia"/>
-        </w:rPr>
-        <w:t>，</w:t>
-      </w:r>
-      <w:r>
-        <w:rPr>
-          <w:rFonts w:hint="eastAsia"/>
-        </w:rPr>
-        <w:t>Acceleration</w:t>
-      </w:r>
-      <w:r>
-        <w:rPr>
-          <w:rFonts w:hint="eastAsia"/>
-        </w:rPr>
-        <w:t>始终为</w:t>
-      </w:r>
-      <w:r>
-        <w:rPr>
-          <w:rFonts w:hint="eastAsia"/>
-        </w:rPr>
-        <w:t>0</w:t>
-      </w:r>
-      <w:r>
-        <w:rPr>
-          <w:rFonts w:hint="eastAsia"/>
-        </w:rPr>
-        <w:t>，没有状态转变。状态转变由</w:t>
-      </w:r>
-      <w:r>
-        <w:rPr>
-          <w:rFonts w:hint="eastAsia"/>
-        </w:rPr>
-        <w:t>AI Controller</w:t>
-      </w:r>
-      <w:r>
-        <w:rPr>
-          <w:rFonts w:hint="eastAsia"/>
-        </w:rPr>
-        <w:t>里面的</w:t>
-      </w:r>
-      <w:r>
-        <w:rPr>
-          <w:rFonts w:hint="eastAsia"/>
-        </w:rPr>
-        <w:t>Move Status</w:t>
-      </w:r>
-      <w:r>
-        <w:rPr>
-          <w:rFonts w:hint="eastAsia"/>
-        </w:rPr>
-        <w:t>获取。</w:t>
+        <w:t>Actor</w:t>
+      </w:r>
+      <w:r>
+        <w:rPr>
+          <w:rFonts w:hint="eastAsia"/>
+        </w:rPr>
+        <w:t>类</w:t>
+      </w:r>
+    </w:p>
+    <w:p>
+      <w:r>
+        <w:rPr>
+          <w:noProof/>
+        </w:rPr>
+        <w:drawing>
+          <wp:inline distT="0" distB="0" distL="0" distR="0" wp14:anchorId="4CD49121" wp14:editId="6ECE05EB">
+            <wp:extent cx="5274310" cy="4050030"/>
+            <wp:effectExtent l="0" t="0" r="2540" b="7620"/>
+            <wp:docPr id="913985798" name="图片 1" descr="图形用户界面, 应用程序&#10;&#10;描述已自动生成"/>
+            <wp:cNvGraphicFramePr>
+              <a:graphicFrameLocks xmlns:a="http://schemas.openxmlformats.org/drawingml/2006/main" noChangeAspect="1"/>
+            </wp:cNvGraphicFramePr>
+            <a:graphic xmlns:a="http://schemas.openxmlformats.org/drawingml/2006/main">
+              <a:graphicData uri="http://schemas.openxmlformats.org/drawingml/2006/picture">
+                <pic:pic xmlns:pic="http://schemas.openxmlformats.org/drawingml/2006/picture">
+                  <pic:nvPicPr>
+                    <pic:cNvPr id="913985798" name="图片 1" descr="图形用户界面, 应用程序&#10;&#10;描述已自动生成"/>
+                    <pic:cNvPicPr/>
+                  </pic:nvPicPr>
+                  <pic:blipFill>
+                    <a:blip r:embed="rId12"/>
+                    <a:stretch>
+                      <a:fillRect/>
+                    </a:stretch>
+                  </pic:blipFill>
+                  <pic:spPr>
+                    <a:xfrm>
+                      <a:off x="0" y="0"/>
+                      <a:ext cx="5274310" cy="4050030"/>
+                    </a:xfrm>
+                    <a:prstGeom prst="rect">
+                      <a:avLst/>
+                    </a:prstGeom>
+                  </pic:spPr>
+                </pic:pic>
+              </a:graphicData>
+            </a:graphic>
+          </wp:inline>
+        </w:drawing>
+      </w:r>
+    </w:p>
+    <w:p>
+      <w:pPr>
+        <w:pStyle w:val="2"/>
+        <w:rPr>
+          <w:rFonts w:hint="eastAsia"/>
+        </w:rPr>
+      </w:pPr>
+      <w:r>
+        <w:rPr>
+          <w:rFonts w:hint="eastAsia"/>
+        </w:rPr>
+        <w:t>敌人</w:t>
+      </w:r>
+      <w:r>
+        <w:rPr>
+          <w:rFonts w:hint="eastAsia"/>
+        </w:rPr>
+        <w:t>Actor</w:t>
+      </w:r>
+      <w:r>
+        <w:rPr>
+          <w:rFonts w:hint="eastAsia"/>
+        </w:rPr>
+        <w:t>关联状态树</w:t>
+      </w:r>
+    </w:p>
+    <w:p>
+      <w:r>
+        <w:rPr>
+          <w:noProof/>
+        </w:rPr>
+        <w:drawing>
+          <wp:inline distT="0" distB="0" distL="0" distR="0" wp14:anchorId="0EE686C3" wp14:editId="56FE881F">
+            <wp:extent cx="5274310" cy="1905635"/>
+            <wp:effectExtent l="0" t="0" r="2540" b="0"/>
+            <wp:docPr id="598069064" name="图片 1"/>
+            <wp:cNvGraphicFramePr>
+              <a:graphicFrameLocks xmlns:a="http://schemas.openxmlformats.org/drawingml/2006/main" noChangeAspect="1"/>
+            </wp:cNvGraphicFramePr>
+            <a:graphic xmlns:a="http://schemas.openxmlformats.org/drawingml/2006/main">
+              <a:graphicData uri="http://schemas.openxmlformats.org/drawingml/2006/picture">
+                <pic:pic xmlns:pic="http://schemas.openxmlformats.org/drawingml/2006/picture">
+                  <pic:nvPicPr>
+                    <pic:cNvPr id="598069064" name=""/>
+                    <pic:cNvPicPr/>
+                  </pic:nvPicPr>
+                  <pic:blipFill>
+                    <a:blip r:embed="rId13"/>
+                    <a:stretch>
+                      <a:fillRect/>
+                    </a:stretch>
+                  </pic:blipFill>
+                  <pic:spPr>
+                    <a:xfrm>
+                      <a:off x="0" y="0"/>
+                      <a:ext cx="5274310" cy="1905635"/>
+                    </a:xfrm>
+                    <a:prstGeom prst="rect">
+                      <a:avLst/>
+                    </a:prstGeom>
+                  </pic:spPr>
+                </pic:pic>
+              </a:graphicData>
+            </a:graphic>
+          </wp:inline>
+        </w:drawing>
       </w:r>
     </w:p>
     <w:p/>
-    <w:p>
-      <w:pPr>
-        <w:rPr>
-          <w:rFonts w:hint="eastAsia"/>
-        </w:rPr>
-      </w:pPr>
-    </w:p>
     <w:sectPr>
       <w:pgSz w:w="11906" w:h="16838"/>
       <w:pgMar w:top="1440" w:right="1800" w:bottom="1440" w:left="1800" w:header="851" w:footer="992" w:gutter="0"/>
@@ -1150,10 +1432,9 @@
     <w:link w:val="20"/>
     <w:autoRedefine/>
     <w:uiPriority w:val="9"/>
-    <w:semiHidden/>
     <w:unhideWhenUsed/>
     <w:qFormat/>
-    <w:rsid w:val="00EE02BB"/>
+    <w:rsid w:val="00F87F4A"/>
     <w:pPr>
       <w:keepNext/>
       <w:keepLines/>
@@ -1162,6 +1443,8 @@
     </w:pPr>
     <w:rPr>
       <w:rFonts w:cstheme="majorBidi"/>
+      <w:b/>
+      <w:bCs/>
       <w:sz w:val="40"/>
       <w:szCs w:val="40"/>
     </w:rPr>
@@ -1194,11 +1477,12 @@
     <w:basedOn w:val="a"/>
     <w:next w:val="a"/>
     <w:link w:val="40"/>
+    <w:autoRedefine/>
     <w:uiPriority w:val="9"/>
     <w:semiHidden/>
     <w:unhideWhenUsed/>
     <w:qFormat/>
-    <w:rsid w:val="007864D1"/>
+    <w:rsid w:val="00F87F4A"/>
     <w:pPr>
       <w:keepNext/>
       <w:keepLines/>
@@ -1207,8 +1491,8 @@
     </w:pPr>
     <w:rPr>
       <w:rFonts w:cstheme="majorBidi"/>
-      <w:color w:val="0F4761" w:themeColor="accent1" w:themeShade="BF"/>
-      <w:sz w:val="28"/>
+      <w:b/>
+      <w:bCs/>
       <w:szCs w:val="28"/>
     </w:rPr>
   </w:style>
@@ -1390,10 +1674,11 @@
     <w:basedOn w:val="a0"/>
     <w:link w:val="2"/>
     <w:uiPriority w:val="9"/>
-    <w:semiHidden/>
-    <w:rsid w:val="00EE02BB"/>
+    <w:rsid w:val="00F87F4A"/>
     <w:rPr>
       <w:rFonts w:ascii="Times New Roman" w:eastAsia="宋体" w:hAnsi="Times New Roman" w:cstheme="majorBidi"/>
+      <w:b/>
+      <w:bCs/>
       <w:color w:val="000000" w:themeColor="text1"/>
       <w:sz w:val="40"/>
       <w:szCs w:val="40"/>
@@ -1419,11 +1704,13 @@
     <w:link w:val="4"/>
     <w:uiPriority w:val="9"/>
     <w:semiHidden/>
-    <w:rsid w:val="007864D1"/>
-    <w:rPr>
-      <w:rFonts w:cstheme="majorBidi"/>
-      <w:color w:val="0F4761" w:themeColor="accent1" w:themeShade="BF"/>
-      <w:sz w:val="28"/>
+    <w:rsid w:val="00F87F4A"/>
+    <w:rPr>
+      <w:rFonts w:ascii="Times New Roman" w:eastAsia="宋体" w:hAnsi="Times New Roman" w:cstheme="majorBidi"/>
+      <w:b/>
+      <w:bCs/>
+      <w:color w:val="000000" w:themeColor="text1"/>
+      <w:sz w:val="32"/>
       <w:szCs w:val="28"/>
     </w:rPr>
   </w:style>

--- a/UE5/UE5System_AI.docx
+++ b/UE5/UE5System_AI.docx
@@ -59,7 +59,7 @@
           <w:r>
             <w:fldChar w:fldCharType="separate"/>
           </w:r>
-          <w:hyperlink w:anchor="_Toc231812525" w:history="1">
+          <w:hyperlink w:anchor="_Toc231846387" w:history="1">
             <w:r>
               <w:rPr>
                 <w:rStyle w:val="af2"/>
@@ -74,7 +74,7 @@
                 <w:rFonts w:hint="eastAsia"/>
                 <w:noProof/>
               </w:rPr>
-              <w:t>负责导航，动画</w:t>
+              <w:t>导航，动画</w:t>
             </w:r>
             <w:r>
               <w:rPr>
@@ -90,7 +90,7 @@
                 <w:rFonts w:hint="eastAsia"/>
                 <w:noProof/>
               </w:rPr>
-              <w:t>负责移动，解决滑步问题</w:t>
+              <w:t>移动</w:t>
             </w:r>
             <w:r>
               <w:rPr>
@@ -121,7 +121,7 @@
                 <w:noProof/>
                 <w:webHidden/>
               </w:rPr>
-              <w:instrText>PAGEREF _Toc231812525 \h</w:instrText>
+              <w:instrText>PAGEREF _Toc231846387 \h</w:instrText>
             </w:r>
             <w:r>
               <w:rPr>
@@ -140,7 +140,6 @@
             </w:r>
             <w:r>
               <w:rPr>
-                <w:rFonts w:hint="eastAsia"/>
                 <w:noProof/>
                 <w:webHidden/>
               </w:rPr>
@@ -152,6 +151,510 @@
                 <w:webHidden/>
               </w:rPr>
               <w:t>2</w:t>
+            </w:r>
+            <w:r>
+              <w:rPr>
+                <w:rFonts w:hint="eastAsia"/>
+                <w:noProof/>
+                <w:webHidden/>
+              </w:rPr>
+              <w:fldChar w:fldCharType="end"/>
+            </w:r>
+          </w:hyperlink>
+        </w:p>
+        <w:p>
+          <w:pPr>
+            <w:pStyle w:val="TOC1"/>
+            <w:tabs>
+              <w:tab w:val="right" w:leader="dot" w:pos="8296"/>
+            </w:tabs>
+            <w:rPr>
+              <w:rFonts w:asciiTheme="minorHAnsi" w:eastAsiaTheme="minorEastAsia" w:hAnsiTheme="minorHAnsi" w:hint="eastAsia"/>
+              <w:noProof/>
+              <w:color w:val="auto"/>
+              <w:sz w:val="22"/>
+            </w:rPr>
+          </w:pPr>
+          <w:hyperlink w:anchor="_Toc231846388" w:history="1">
+            <w:r>
+              <w:rPr>
+                <w:rStyle w:val="af2"/>
+                <w:rFonts w:hint="eastAsia"/>
+                <w:noProof/>
+              </w:rPr>
+              <w:t>状态树</w:t>
+            </w:r>
+            <w:r>
+              <w:rPr>
+                <w:rFonts w:hint="eastAsia"/>
+                <w:noProof/>
+                <w:webHidden/>
+              </w:rPr>
+              <w:tab/>
+            </w:r>
+            <w:r>
+              <w:rPr>
+                <w:rFonts w:hint="eastAsia"/>
+                <w:noProof/>
+                <w:webHidden/>
+              </w:rPr>
+              <w:fldChar w:fldCharType="begin"/>
+            </w:r>
+            <w:r>
+              <w:rPr>
+                <w:rFonts w:hint="eastAsia"/>
+                <w:noProof/>
+                <w:webHidden/>
+              </w:rPr>
+              <w:instrText xml:space="preserve"> </w:instrText>
+            </w:r>
+            <w:r>
+              <w:rPr>
+                <w:noProof/>
+                <w:webHidden/>
+              </w:rPr>
+              <w:instrText>PAGEREF _Toc231846388 \h</w:instrText>
+            </w:r>
+            <w:r>
+              <w:rPr>
+                <w:rFonts w:hint="eastAsia"/>
+                <w:noProof/>
+                <w:webHidden/>
+              </w:rPr>
+              <w:instrText xml:space="preserve"> </w:instrText>
+            </w:r>
+            <w:r>
+              <w:rPr>
+                <w:rFonts w:hint="eastAsia"/>
+                <w:noProof/>
+                <w:webHidden/>
+              </w:rPr>
+            </w:r>
+            <w:r>
+              <w:rPr>
+                <w:noProof/>
+                <w:webHidden/>
+              </w:rPr>
+              <w:fldChar w:fldCharType="separate"/>
+            </w:r>
+            <w:r>
+              <w:rPr>
+                <w:noProof/>
+                <w:webHidden/>
+              </w:rPr>
+              <w:t>4</w:t>
+            </w:r>
+            <w:r>
+              <w:rPr>
+                <w:rFonts w:hint="eastAsia"/>
+                <w:noProof/>
+                <w:webHidden/>
+              </w:rPr>
+              <w:fldChar w:fldCharType="end"/>
+            </w:r>
+          </w:hyperlink>
+        </w:p>
+        <w:p>
+          <w:pPr>
+            <w:pStyle w:val="TOC2"/>
+            <w:tabs>
+              <w:tab w:val="right" w:leader="dot" w:pos="8296"/>
+            </w:tabs>
+            <w:ind w:left="640"/>
+            <w:rPr>
+              <w:rFonts w:hint="eastAsia"/>
+              <w:noProof/>
+            </w:rPr>
+          </w:pPr>
+          <w:hyperlink w:anchor="_Toc231846389" w:history="1">
+            <w:r>
+              <w:rPr>
+                <w:rStyle w:val="af2"/>
+                <w:rFonts w:hint="eastAsia"/>
+                <w:noProof/>
+              </w:rPr>
+              <w:t>插件开启</w:t>
+            </w:r>
+            <w:r>
+              <w:rPr>
+                <w:rFonts w:hint="eastAsia"/>
+                <w:noProof/>
+                <w:webHidden/>
+              </w:rPr>
+              <w:tab/>
+            </w:r>
+            <w:r>
+              <w:rPr>
+                <w:rFonts w:hint="eastAsia"/>
+                <w:noProof/>
+                <w:webHidden/>
+              </w:rPr>
+              <w:fldChar w:fldCharType="begin"/>
+            </w:r>
+            <w:r>
+              <w:rPr>
+                <w:rFonts w:hint="eastAsia"/>
+                <w:noProof/>
+                <w:webHidden/>
+              </w:rPr>
+              <w:instrText xml:space="preserve"> </w:instrText>
+            </w:r>
+            <w:r>
+              <w:rPr>
+                <w:noProof/>
+                <w:webHidden/>
+              </w:rPr>
+              <w:instrText>PAGEREF _Toc231846389 \h</w:instrText>
+            </w:r>
+            <w:r>
+              <w:rPr>
+                <w:rFonts w:hint="eastAsia"/>
+                <w:noProof/>
+                <w:webHidden/>
+              </w:rPr>
+              <w:instrText xml:space="preserve"> </w:instrText>
+            </w:r>
+            <w:r>
+              <w:rPr>
+                <w:rFonts w:hint="eastAsia"/>
+                <w:noProof/>
+                <w:webHidden/>
+              </w:rPr>
+            </w:r>
+            <w:r>
+              <w:rPr>
+                <w:noProof/>
+                <w:webHidden/>
+              </w:rPr>
+              <w:fldChar w:fldCharType="separate"/>
+            </w:r>
+            <w:r>
+              <w:rPr>
+                <w:noProof/>
+                <w:webHidden/>
+              </w:rPr>
+              <w:t>4</w:t>
+            </w:r>
+            <w:r>
+              <w:rPr>
+                <w:rFonts w:hint="eastAsia"/>
+                <w:noProof/>
+                <w:webHidden/>
+              </w:rPr>
+              <w:fldChar w:fldCharType="end"/>
+            </w:r>
+          </w:hyperlink>
+        </w:p>
+        <w:p>
+          <w:pPr>
+            <w:pStyle w:val="TOC2"/>
+            <w:tabs>
+              <w:tab w:val="right" w:leader="dot" w:pos="8296"/>
+            </w:tabs>
+            <w:ind w:left="640"/>
+            <w:rPr>
+              <w:rFonts w:hint="eastAsia"/>
+              <w:noProof/>
+            </w:rPr>
+          </w:pPr>
+          <w:hyperlink w:anchor="_Toc231846390" w:history="1">
+            <w:r>
+              <w:rPr>
+                <w:rStyle w:val="af2"/>
+                <w:rFonts w:hint="eastAsia"/>
+                <w:noProof/>
+              </w:rPr>
+              <w:t>创建</w:t>
+            </w:r>
+            <w:r>
+              <w:rPr>
+                <w:rFonts w:hint="eastAsia"/>
+                <w:noProof/>
+                <w:webHidden/>
+              </w:rPr>
+              <w:tab/>
+            </w:r>
+            <w:r>
+              <w:rPr>
+                <w:rFonts w:hint="eastAsia"/>
+                <w:noProof/>
+                <w:webHidden/>
+              </w:rPr>
+              <w:fldChar w:fldCharType="begin"/>
+            </w:r>
+            <w:r>
+              <w:rPr>
+                <w:rFonts w:hint="eastAsia"/>
+                <w:noProof/>
+                <w:webHidden/>
+              </w:rPr>
+              <w:instrText xml:space="preserve"> </w:instrText>
+            </w:r>
+            <w:r>
+              <w:rPr>
+                <w:noProof/>
+                <w:webHidden/>
+              </w:rPr>
+              <w:instrText>PAGEREF _Toc231846390 \h</w:instrText>
+            </w:r>
+            <w:r>
+              <w:rPr>
+                <w:rFonts w:hint="eastAsia"/>
+                <w:noProof/>
+                <w:webHidden/>
+              </w:rPr>
+              <w:instrText xml:space="preserve"> </w:instrText>
+            </w:r>
+            <w:r>
+              <w:rPr>
+                <w:rFonts w:hint="eastAsia"/>
+                <w:noProof/>
+                <w:webHidden/>
+              </w:rPr>
+            </w:r>
+            <w:r>
+              <w:rPr>
+                <w:noProof/>
+                <w:webHidden/>
+              </w:rPr>
+              <w:fldChar w:fldCharType="separate"/>
+            </w:r>
+            <w:r>
+              <w:rPr>
+                <w:noProof/>
+                <w:webHidden/>
+              </w:rPr>
+              <w:t>4</w:t>
+            </w:r>
+            <w:r>
+              <w:rPr>
+                <w:rFonts w:hint="eastAsia"/>
+                <w:noProof/>
+                <w:webHidden/>
+              </w:rPr>
+              <w:fldChar w:fldCharType="end"/>
+            </w:r>
+          </w:hyperlink>
+        </w:p>
+        <w:p>
+          <w:pPr>
+            <w:pStyle w:val="TOC2"/>
+            <w:tabs>
+              <w:tab w:val="right" w:leader="dot" w:pos="8296"/>
+            </w:tabs>
+            <w:ind w:left="640"/>
+            <w:rPr>
+              <w:rFonts w:hint="eastAsia"/>
+              <w:noProof/>
+            </w:rPr>
+          </w:pPr>
+          <w:hyperlink w:anchor="_Toc231846391" w:history="1">
+            <w:r>
+              <w:rPr>
+                <w:rStyle w:val="af2"/>
+                <w:rFonts w:hint="eastAsia"/>
+                <w:noProof/>
+              </w:rPr>
+              <w:t>状态树设置</w:t>
+            </w:r>
+            <w:r>
+              <w:rPr>
+                <w:rStyle w:val="af2"/>
+                <w:rFonts w:hint="eastAsia"/>
+                <w:noProof/>
+              </w:rPr>
+              <w:t>AIController</w:t>
+            </w:r>
+            <w:r>
+              <w:rPr>
+                <w:rStyle w:val="af2"/>
+                <w:rFonts w:hint="eastAsia"/>
+                <w:noProof/>
+              </w:rPr>
+              <w:t>和</w:t>
+            </w:r>
+            <w:r>
+              <w:rPr>
+                <w:rStyle w:val="af2"/>
+                <w:rFonts w:hint="eastAsia"/>
+                <w:noProof/>
+              </w:rPr>
+              <w:t>Actor</w:t>
+            </w:r>
+            <w:r>
+              <w:rPr>
+                <w:rStyle w:val="af2"/>
+                <w:rFonts w:hint="eastAsia"/>
+                <w:noProof/>
+              </w:rPr>
+              <w:t>类</w:t>
+            </w:r>
+            <w:r>
+              <w:rPr>
+                <w:rFonts w:hint="eastAsia"/>
+                <w:noProof/>
+                <w:webHidden/>
+              </w:rPr>
+              <w:tab/>
+            </w:r>
+            <w:r>
+              <w:rPr>
+                <w:rFonts w:hint="eastAsia"/>
+                <w:noProof/>
+                <w:webHidden/>
+              </w:rPr>
+              <w:fldChar w:fldCharType="begin"/>
+            </w:r>
+            <w:r>
+              <w:rPr>
+                <w:rFonts w:hint="eastAsia"/>
+                <w:noProof/>
+                <w:webHidden/>
+              </w:rPr>
+              <w:instrText xml:space="preserve"> </w:instrText>
+            </w:r>
+            <w:r>
+              <w:rPr>
+                <w:noProof/>
+                <w:webHidden/>
+              </w:rPr>
+              <w:instrText>PAGEREF _Toc231846391 \h</w:instrText>
+            </w:r>
+            <w:r>
+              <w:rPr>
+                <w:rFonts w:hint="eastAsia"/>
+                <w:noProof/>
+                <w:webHidden/>
+              </w:rPr>
+              <w:instrText xml:space="preserve"> </w:instrText>
+            </w:r>
+            <w:r>
+              <w:rPr>
+                <w:rFonts w:hint="eastAsia"/>
+                <w:noProof/>
+                <w:webHidden/>
+              </w:rPr>
+            </w:r>
+            <w:r>
+              <w:rPr>
+                <w:noProof/>
+                <w:webHidden/>
+              </w:rPr>
+              <w:fldChar w:fldCharType="separate"/>
+            </w:r>
+            <w:r>
+              <w:rPr>
+                <w:noProof/>
+                <w:webHidden/>
+              </w:rPr>
+              <w:t>5</w:t>
+            </w:r>
+            <w:r>
+              <w:rPr>
+                <w:rFonts w:hint="eastAsia"/>
+                <w:noProof/>
+                <w:webHidden/>
+              </w:rPr>
+              <w:fldChar w:fldCharType="end"/>
+            </w:r>
+          </w:hyperlink>
+        </w:p>
+        <w:p>
+          <w:pPr>
+            <w:pStyle w:val="TOC2"/>
+            <w:tabs>
+              <w:tab w:val="right" w:leader="dot" w:pos="8296"/>
+            </w:tabs>
+            <w:ind w:left="640"/>
+            <w:rPr>
+              <w:rFonts w:hint="eastAsia"/>
+              <w:noProof/>
+            </w:rPr>
+          </w:pPr>
+          <w:hyperlink w:anchor="_Toc231846392" w:history="1">
+            <w:r>
+              <w:rPr>
+                <w:rStyle w:val="af2"/>
+                <w:rFonts w:hint="eastAsia"/>
+                <w:noProof/>
+              </w:rPr>
+              <w:t>敌人</w:t>
+            </w:r>
+            <w:r>
+              <w:rPr>
+                <w:rStyle w:val="af2"/>
+                <w:rFonts w:hint="eastAsia"/>
+                <w:noProof/>
+              </w:rPr>
+              <w:t>Actor</w:t>
+            </w:r>
+            <w:r>
+              <w:rPr>
+                <w:rStyle w:val="af2"/>
+                <w:rFonts w:hint="eastAsia"/>
+                <w:noProof/>
+              </w:rPr>
+              <w:t>关联状态树</w:t>
+            </w:r>
+            <w:r>
+              <w:rPr>
+                <w:rFonts w:hint="eastAsia"/>
+                <w:noProof/>
+                <w:webHidden/>
+              </w:rPr>
+              <w:tab/>
+            </w:r>
+            <w:r>
+              <w:rPr>
+                <w:rFonts w:hint="eastAsia"/>
+                <w:noProof/>
+                <w:webHidden/>
+              </w:rPr>
+              <w:fldChar w:fldCharType="begin"/>
+            </w:r>
+            <w:r>
+              <w:rPr>
+                <w:rFonts w:hint="eastAsia"/>
+                <w:noProof/>
+                <w:webHidden/>
+              </w:rPr>
+              <w:instrText xml:space="preserve"> </w:instrText>
+            </w:r>
+            <w:r>
+              <w:rPr>
+                <w:noProof/>
+                <w:webHidden/>
+              </w:rPr>
+              <w:instrText>PAGEREF _Toc231846392 \h</w:instrText>
+            </w:r>
+            <w:r>
+              <w:rPr>
+                <w:rFonts w:hint="eastAsia"/>
+                <w:noProof/>
+                <w:webHidden/>
+              </w:rPr>
+              <w:instrText xml:space="preserve"> </w:instrText>
+            </w:r>
+            <w:r>
+              <w:rPr>
+                <w:rFonts w:hint="eastAsia"/>
+                <w:noProof/>
+                <w:webHidden/>
+              </w:rPr>
+            </w:r>
+            <w:r>
+              <w:rPr>
+                <w:noProof/>
+                <w:webHidden/>
+              </w:rPr>
+              <w:fldChar w:fldCharType="separate"/>
+            </w:r>
+            <w:r>
+              <w:rPr>
+                <w:noProof/>
+                <w:webHidden/>
+              </w:rPr>
+              <w:t>5</w:t>
             </w:r>
             <w:r>
               <w:rPr>
@@ -182,12 +685,12 @@
       <w:r>
         <w:br w:type="page"/>
       </w:r>
-      <w:bookmarkStart w:id="0" w:name="_Toc231812525"/>
     </w:p>
     <w:p>
       <w:pPr>
         <w:pStyle w:val="1"/>
       </w:pPr>
+      <w:bookmarkStart w:id="0" w:name="_Toc231846387"/>
       <w:r>
         <w:rPr>
           <w:rFonts w:hint="eastAsia"/>
@@ -329,14 +832,12 @@
         </w:rPr>
         <w:t>无需勾选，这个是给</w:t>
       </w:r>
-      <w:proofErr w:type="spellStart"/>
       <w:r>
         <w:rPr>
           <w:rFonts w:hint="eastAsia"/>
         </w:rPr>
         <w:t>PlayerController</w:t>
       </w:r>
-      <w:proofErr w:type="spellEnd"/>
       <w:r>
         <w:rPr>
           <w:rFonts w:hint="eastAsia"/>
@@ -453,14 +954,12 @@
         </w:rPr>
         <w:t>这里不能使用角色的</w:t>
       </w:r>
-      <w:proofErr w:type="spellStart"/>
       <w:r>
         <w:rPr>
           <w:rFonts w:hint="eastAsia"/>
         </w:rPr>
         <w:t>CharacterMovement</w:t>
       </w:r>
-      <w:proofErr w:type="spellEnd"/>
       <w:r>
         <w:rPr>
           <w:rFonts w:hint="eastAsia"/>
@@ -503,14 +1002,12 @@
         </w:rPr>
         <w:t>Walk State</w:t>
       </w:r>
-      <w:proofErr w:type="gramStart"/>
       <w:r>
         <w:rPr>
           <w:rFonts w:hint="eastAsia"/>
         </w:rPr>
         <w:t>需要勾选</w:t>
       </w:r>
-      <w:proofErr w:type="gramEnd"/>
       <w:r>
         <w:rPr>
           <w:rFonts w:hint="eastAsia"/>
@@ -547,14 +1044,12 @@
         </w:rPr>
         <w:t>两个状态的切换就不能使用</w:t>
       </w:r>
-      <w:proofErr w:type="spellStart"/>
       <w:r>
         <w:rPr>
           <w:rFonts w:hint="eastAsia"/>
         </w:rPr>
         <w:t>CharacterMovement</w:t>
       </w:r>
-      <w:proofErr w:type="spellEnd"/>
       <w:r>
         <w:rPr>
           <w:rFonts w:hint="eastAsia"/>
@@ -662,6 +1157,7 @@
       <w:pPr>
         <w:pStyle w:val="1"/>
       </w:pPr>
+      <w:bookmarkStart w:id="1" w:name="_Toc231846388"/>
       <w:r>
         <w:rPr>
           <w:rFonts w:hint="eastAsia"/>
@@ -669,17 +1165,20 @@
         <w:lastRenderedPageBreak/>
         <w:t>状态树</w:t>
       </w:r>
+      <w:bookmarkEnd w:id="1"/>
     </w:p>
     <w:p>
       <w:pPr>
         <w:pStyle w:val="2"/>
       </w:pPr>
+      <w:bookmarkStart w:id="2" w:name="_Toc231846389"/>
       <w:r>
         <w:rPr>
           <w:rFonts w:hint="eastAsia"/>
         </w:rPr>
         <w:t>插件开启</w:t>
       </w:r>
+      <w:bookmarkEnd w:id="2"/>
     </w:p>
     <w:p>
       <w:r>
@@ -727,12 +1226,14 @@
       <w:pPr>
         <w:pStyle w:val="2"/>
       </w:pPr>
+      <w:bookmarkStart w:id="3" w:name="_Toc231846390"/>
       <w:r>
         <w:rPr>
           <w:rFonts w:hint="eastAsia"/>
         </w:rPr>
         <w:t>创建</w:t>
       </w:r>
+      <w:bookmarkEnd w:id="3"/>
     </w:p>
     <w:p>
       <w:r>
@@ -780,29 +1281,20 @@
       <w:pPr>
         <w:pStyle w:val="2"/>
       </w:pPr>
+      <w:bookmarkStart w:id="4" w:name="_Toc231846391"/>
       <w:r>
         <w:rPr>
           <w:rFonts w:hint="eastAsia"/>
         </w:rPr>
         <w:lastRenderedPageBreak/>
-        <w:t>状态</w:t>
-      </w:r>
-      <w:proofErr w:type="gramStart"/>
-      <w:r>
-        <w:rPr>
-          <w:rFonts w:hint="eastAsia"/>
-        </w:rPr>
-        <w:t>树设置</w:t>
-      </w:r>
-      <w:proofErr w:type="spellStart"/>
-      <w:proofErr w:type="gramEnd"/>
+        <w:t>状态树设置</w:t>
+      </w:r>
       <w:r>
         <w:rPr>
           <w:rFonts w:hint="eastAsia"/>
         </w:rPr>
         <w:t>AIController</w:t>
       </w:r>
-      <w:proofErr w:type="spellEnd"/>
       <w:r>
         <w:rPr>
           <w:rFonts w:hint="eastAsia"/>
@@ -821,6 +1313,7 @@
         </w:rPr>
         <w:t>类</w:t>
       </w:r>
+      <w:bookmarkEnd w:id="4"/>
     </w:p>
     <w:p>
       <w:r>
@@ -867,10 +1360,8 @@
     <w:p>
       <w:pPr>
         <w:pStyle w:val="2"/>
-        <w:rPr>
-          <w:rFonts w:hint="eastAsia"/>
-        </w:rPr>
       </w:pPr>
+      <w:bookmarkStart w:id="5" w:name="_Toc231846392"/>
       <w:r>
         <w:rPr>
           <w:rFonts w:hint="eastAsia"/>
@@ -889,6 +1380,7 @@
         </w:rPr>
         <w:t>关联状态树</w:t>
       </w:r>
+      <w:bookmarkEnd w:id="5"/>
     </w:p>
     <w:p>
       <w:r>
@@ -2035,6 +2527,18 @@
       <w:u w:val="single"/>
     </w:rPr>
   </w:style>
+  <w:style w:type="paragraph" w:styleId="TOC2">
+    <w:name w:val="toc 2"/>
+    <w:basedOn w:val="a"/>
+    <w:next w:val="a"/>
+    <w:autoRedefine/>
+    <w:uiPriority w:val="39"/>
+    <w:unhideWhenUsed/>
+    <w:rsid w:val="00EF49A3"/>
+    <w:pPr>
+      <w:ind w:leftChars="200" w:left="420"/>
+    </w:pPr>
+  </w:style>
 </w:styles>
 </file>
 
